--- a/ReportsAndDocuments/ManeeshaE_ProgressReport4.docx
+++ b/ReportsAndDocuments/ManeeshaE_ProgressReport4.docx
@@ -4374,16 +4374,15 @@
         <w:t>AI Use Section</w:t>
       </w:r>
     </w:p>
-    <w:p/>
     <w:tbl>
       <w:tblPr>
         <w:tblW w:w="10480" w:type="dxa"/>
         <w:tblLook w:val="04A0" w:firstRow="1" w:lastRow="0" w:firstColumn="1" w:lastColumn="0" w:noHBand="0" w:noVBand="1"/>
       </w:tblPr>
       <w:tblGrid>
-        <w:gridCol w:w="1360"/>
-        <w:gridCol w:w="3200"/>
-        <w:gridCol w:w="5920"/>
+        <w:gridCol w:w="988"/>
+        <w:gridCol w:w="4274"/>
+        <w:gridCol w:w="5218"/>
       </w:tblGrid>
       <w:tr>
         <w:trPr>
@@ -4391,7 +4390,7 @@
         </w:trPr>
         <w:tc>
           <w:tcPr>
-            <w:tcW w:w="1360" w:type="dxa"/>
+            <w:tcW w:w="988" w:type="dxa"/>
             <w:tcBorders>
               <w:top w:val="single" w:sz="4" w:space="0" w:color="auto"/>
               <w:left w:val="single" w:sz="4" w:space="0" w:color="auto"/>
@@ -4436,7 +4435,7 @@
         </w:tc>
         <w:tc>
           <w:tcPr>
-            <w:tcW w:w="3200" w:type="dxa"/>
+            <w:tcW w:w="4274" w:type="dxa"/>
             <w:tcBorders>
               <w:top w:val="single" w:sz="4" w:space="0" w:color="auto"/>
               <w:left w:val="nil"/>
@@ -4481,7 +4480,7 @@
         </w:tc>
         <w:tc>
           <w:tcPr>
-            <w:tcW w:w="5920" w:type="dxa"/>
+            <w:tcW w:w="5218" w:type="dxa"/>
             <w:tcBorders>
               <w:top w:val="single" w:sz="4" w:space="0" w:color="auto"/>
               <w:left w:val="nil"/>
@@ -4531,7 +4530,7 @@
         </w:trPr>
         <w:tc>
           <w:tcPr>
-            <w:tcW w:w="1360" w:type="dxa"/>
+            <w:tcW w:w="988" w:type="dxa"/>
             <w:tcBorders>
               <w:top w:val="nil"/>
               <w:left w:val="single" w:sz="4" w:space="0" w:color="auto"/>
@@ -4546,18 +4545,22 @@
               <w:spacing w:after="0" w:line="240" w:lineRule="auto"/>
               <w:jc w:val="center"/>
               <w:rPr>
-                <w:rFonts w:eastAsia="Times New Roman" w:cs="Calibri"/>
-                <w:color w:val="000000"/>
-                <w:kern w:val="0"/>
+                <w:rFonts w:ascii="Calibri" w:eastAsia="Times New Roman" w:hAnsi="Calibri" w:cs="Calibri"/>
+                <w:color w:val="000000"/>
+                <w:kern w:val="0"/>
+                <w:sz w:val="22"/>
+                <w:szCs w:val="22"/>
                 <w:lang w:eastAsia="en-CA"/>
                 <w14:ligatures w14:val="none"/>
               </w:rPr>
             </w:pPr>
             <w:r>
               <w:rPr>
-                <w:rFonts w:eastAsia="Times New Roman" w:cs="Calibri"/>
-                <w:color w:val="000000"/>
-                <w:kern w:val="0"/>
+                <w:rFonts w:ascii="Calibri" w:eastAsia="Times New Roman" w:hAnsi="Calibri" w:cs="Calibri"/>
+                <w:color w:val="000000"/>
+                <w:kern w:val="0"/>
+                <w:sz w:val="22"/>
+                <w:szCs w:val="22"/>
                 <w:lang w:eastAsia="en-CA"/>
                 <w14:ligatures w14:val="none"/>
               </w:rPr>
@@ -4567,7 +4570,7 @@
         </w:tc>
         <w:tc>
           <w:tcPr>
-            <w:tcW w:w="3200" w:type="dxa"/>
+            <w:tcW w:w="4274" w:type="dxa"/>
             <w:tcBorders>
               <w:top w:val="nil"/>
               <w:left w:val="nil"/>
@@ -4582,18 +4585,22 @@
             <w:pPr>
               <w:spacing w:after="0" w:line="240" w:lineRule="auto"/>
               <w:rPr>
-                <w:rFonts w:eastAsia="Times New Roman" w:cs="Calibri"/>
-                <w:color w:val="000000"/>
-                <w:kern w:val="0"/>
+                <w:rFonts w:ascii="Calibri" w:eastAsia="Times New Roman" w:hAnsi="Calibri" w:cs="Calibri"/>
+                <w:color w:val="000000"/>
+                <w:kern w:val="0"/>
+                <w:sz w:val="22"/>
+                <w:szCs w:val="22"/>
                 <w:lang w:eastAsia="en-CA"/>
                 <w14:ligatures w14:val="none"/>
               </w:rPr>
             </w:pPr>
             <w:r>
               <w:rPr>
-                <w:rFonts w:eastAsia="Times New Roman" w:cs="Calibri"/>
-                <w:color w:val="000000"/>
-                <w:kern w:val="0"/>
+                <w:rFonts w:ascii="Calibri" w:eastAsia="Times New Roman" w:hAnsi="Calibri" w:cs="Calibri"/>
+                <w:color w:val="000000"/>
+                <w:kern w:val="0"/>
+                <w:sz w:val="22"/>
+                <w:szCs w:val="22"/>
                 <w:lang w:eastAsia="en-CA"/>
                 <w14:ligatures w14:val="none"/>
               </w:rPr>
@@ -4603,7 +4610,7 @@
         </w:tc>
         <w:tc>
           <w:tcPr>
-            <w:tcW w:w="5920" w:type="dxa"/>
+            <w:tcW w:w="5218" w:type="dxa"/>
             <w:tcBorders>
               <w:top w:val="nil"/>
               <w:left w:val="nil"/>
@@ -4618,18 +4625,22 @@
             <w:pPr>
               <w:spacing w:after="0" w:line="240" w:lineRule="auto"/>
               <w:rPr>
-                <w:rFonts w:eastAsia="Times New Roman" w:cs="Calibri"/>
-                <w:color w:val="000000"/>
-                <w:kern w:val="0"/>
+                <w:rFonts w:ascii="Calibri" w:eastAsia="Times New Roman" w:hAnsi="Calibri" w:cs="Calibri"/>
+                <w:color w:val="000000"/>
+                <w:kern w:val="0"/>
+                <w:sz w:val="22"/>
+                <w:szCs w:val="22"/>
                 <w:lang w:eastAsia="en-CA"/>
                 <w14:ligatures w14:val="none"/>
               </w:rPr>
             </w:pPr>
             <w:r>
               <w:rPr>
-                <w:rFonts w:eastAsia="Times New Roman" w:cs="Calibri"/>
-                <w:color w:val="000000"/>
-                <w:kern w:val="0"/>
+                <w:rFonts w:ascii="Calibri" w:eastAsia="Times New Roman" w:hAnsi="Calibri" w:cs="Calibri"/>
+                <w:color w:val="000000"/>
+                <w:kern w:val="0"/>
+                <w:sz w:val="22"/>
+                <w:szCs w:val="22"/>
                 <w:lang w:eastAsia="en-CA"/>
                 <w14:ligatures w14:val="none"/>
               </w:rPr>
@@ -4644,7 +4655,7 @@
         </w:trPr>
         <w:tc>
           <w:tcPr>
-            <w:tcW w:w="1360" w:type="dxa"/>
+            <w:tcW w:w="988" w:type="dxa"/>
             <w:tcBorders>
               <w:top w:val="nil"/>
               <w:left w:val="single" w:sz="4" w:space="0" w:color="auto"/>
@@ -4659,18 +4670,22 @@
               <w:spacing w:after="0" w:line="240" w:lineRule="auto"/>
               <w:jc w:val="center"/>
               <w:rPr>
-                <w:rFonts w:eastAsia="Times New Roman" w:cs="Calibri"/>
-                <w:color w:val="000000"/>
-                <w:kern w:val="0"/>
+                <w:rFonts w:ascii="Calibri" w:eastAsia="Times New Roman" w:hAnsi="Calibri" w:cs="Calibri"/>
+                <w:color w:val="000000"/>
+                <w:kern w:val="0"/>
+                <w:sz w:val="22"/>
+                <w:szCs w:val="22"/>
                 <w:lang w:eastAsia="en-CA"/>
                 <w14:ligatures w14:val="none"/>
               </w:rPr>
             </w:pPr>
             <w:r>
               <w:rPr>
-                <w:rFonts w:eastAsia="Times New Roman" w:cs="Calibri"/>
-                <w:color w:val="000000"/>
-                <w:kern w:val="0"/>
+                <w:rFonts w:ascii="Calibri" w:eastAsia="Times New Roman" w:hAnsi="Calibri" w:cs="Calibri"/>
+                <w:color w:val="000000"/>
+                <w:kern w:val="0"/>
+                <w:sz w:val="22"/>
+                <w:szCs w:val="22"/>
                 <w:lang w:eastAsia="en-CA"/>
                 <w14:ligatures w14:val="none"/>
               </w:rPr>
@@ -4680,7 +4695,7 @@
         </w:tc>
         <w:tc>
           <w:tcPr>
-            <w:tcW w:w="3200" w:type="dxa"/>
+            <w:tcW w:w="4274" w:type="dxa"/>
             <w:tcBorders>
               <w:top w:val="nil"/>
               <w:left w:val="nil"/>
@@ -4695,18 +4710,22 @@
             <w:pPr>
               <w:spacing w:after="0" w:line="240" w:lineRule="auto"/>
               <w:rPr>
-                <w:rFonts w:eastAsia="Times New Roman" w:cs="Calibri"/>
-                <w:color w:val="000000"/>
-                <w:kern w:val="0"/>
+                <w:rFonts w:ascii="Calibri" w:eastAsia="Times New Roman" w:hAnsi="Calibri" w:cs="Calibri"/>
+                <w:color w:val="000000"/>
+                <w:kern w:val="0"/>
+                <w:sz w:val="22"/>
+                <w:szCs w:val="22"/>
                 <w:lang w:eastAsia="en-CA"/>
                 <w14:ligatures w14:val="none"/>
               </w:rPr>
             </w:pPr>
             <w:r>
               <w:rPr>
-                <w:rFonts w:eastAsia="Times New Roman" w:cs="Calibri"/>
-                <w:color w:val="000000"/>
-                <w:kern w:val="0"/>
+                <w:rFonts w:ascii="Calibri" w:eastAsia="Times New Roman" w:hAnsi="Calibri" w:cs="Calibri"/>
+                <w:color w:val="000000"/>
+                <w:kern w:val="0"/>
+                <w:sz w:val="22"/>
+                <w:szCs w:val="22"/>
                 <w:lang w:eastAsia="en-CA"/>
                 <w14:ligatures w14:val="none"/>
               </w:rPr>
@@ -4716,7 +4735,7 @@
         </w:tc>
         <w:tc>
           <w:tcPr>
-            <w:tcW w:w="5920" w:type="dxa"/>
+            <w:tcW w:w="5218" w:type="dxa"/>
             <w:tcBorders>
               <w:top w:val="nil"/>
               <w:left w:val="nil"/>
@@ -4731,18 +4750,22 @@
             <w:pPr>
               <w:spacing w:after="0" w:line="240" w:lineRule="auto"/>
               <w:rPr>
-                <w:rFonts w:eastAsia="Times New Roman" w:cs="Calibri"/>
-                <w:color w:val="000000"/>
-                <w:kern w:val="0"/>
+                <w:rFonts w:ascii="Calibri" w:eastAsia="Times New Roman" w:hAnsi="Calibri" w:cs="Calibri"/>
+                <w:color w:val="000000"/>
+                <w:kern w:val="0"/>
+                <w:sz w:val="22"/>
+                <w:szCs w:val="22"/>
                 <w:lang w:eastAsia="en-CA"/>
                 <w14:ligatures w14:val="none"/>
               </w:rPr>
             </w:pPr>
             <w:r>
               <w:rPr>
-                <w:rFonts w:eastAsia="Times New Roman" w:cs="Calibri"/>
-                <w:color w:val="000000"/>
-                <w:kern w:val="0"/>
+                <w:rFonts w:ascii="Calibri" w:eastAsia="Times New Roman" w:hAnsi="Calibri" w:cs="Calibri"/>
+                <w:color w:val="000000"/>
+                <w:kern w:val="0"/>
+                <w:sz w:val="22"/>
+                <w:szCs w:val="22"/>
                 <w:lang w:eastAsia="en-CA"/>
                 <w14:ligatures w14:val="none"/>
               </w:rPr>
@@ -4751,9 +4774,11 @@
             <w:proofErr w:type="spellStart"/>
             <w:r>
               <w:rPr>
-                <w:rFonts w:eastAsia="Times New Roman" w:cs="Calibri"/>
-                <w:color w:val="000000"/>
-                <w:kern w:val="0"/>
+                <w:rFonts w:ascii="Calibri" w:eastAsia="Times New Roman" w:hAnsi="Calibri" w:cs="Calibri"/>
+                <w:color w:val="000000"/>
+                <w:kern w:val="0"/>
+                <w:sz w:val="22"/>
+                <w:szCs w:val="22"/>
                 <w:lang w:eastAsia="en-CA"/>
                 <w14:ligatures w14:val="none"/>
               </w:rPr>
@@ -4762,9 +4787,11 @@
             <w:proofErr w:type="spellEnd"/>
             <w:r>
               <w:rPr>
-                <w:rFonts w:eastAsia="Times New Roman" w:cs="Calibri"/>
-                <w:color w:val="000000"/>
-                <w:kern w:val="0"/>
+                <w:rFonts w:ascii="Calibri" w:eastAsia="Times New Roman" w:hAnsi="Calibri" w:cs="Calibri"/>
+                <w:color w:val="000000"/>
+                <w:kern w:val="0"/>
+                <w:sz w:val="22"/>
+                <w:szCs w:val="22"/>
                 <w:lang w:eastAsia="en-CA"/>
                 <w14:ligatures w14:val="none"/>
               </w:rPr>
@@ -4773,9 +4800,11 @@
             <w:proofErr w:type="spellStart"/>
             <w:r>
               <w:rPr>
-                <w:rFonts w:eastAsia="Times New Roman" w:cs="Calibri"/>
-                <w:color w:val="000000"/>
-                <w:kern w:val="0"/>
+                <w:rFonts w:ascii="Calibri" w:eastAsia="Times New Roman" w:hAnsi="Calibri" w:cs="Calibri"/>
+                <w:color w:val="000000"/>
+                <w:kern w:val="0"/>
+                <w:sz w:val="22"/>
+                <w:szCs w:val="22"/>
                 <w:lang w:eastAsia="en-CA"/>
                 <w14:ligatures w14:val="none"/>
               </w:rPr>
@@ -4784,9 +4813,11 @@
             <w:proofErr w:type="spellEnd"/>
             <w:r>
               <w:rPr>
-                <w:rFonts w:eastAsia="Times New Roman" w:cs="Calibri"/>
-                <w:color w:val="000000"/>
-                <w:kern w:val="0"/>
+                <w:rFonts w:ascii="Calibri" w:eastAsia="Times New Roman" w:hAnsi="Calibri" w:cs="Calibri"/>
+                <w:color w:val="000000"/>
+                <w:kern w:val="0"/>
+                <w:sz w:val="22"/>
+                <w:szCs w:val="22"/>
                 <w:lang w:eastAsia="en-CA"/>
                 <w14:ligatures w14:val="none"/>
               </w:rPr>
@@ -4795,9 +4826,11 @@
             <w:proofErr w:type="spellStart"/>
             <w:r>
               <w:rPr>
-                <w:rFonts w:eastAsia="Times New Roman" w:cs="Calibri"/>
-                <w:color w:val="000000"/>
-                <w:kern w:val="0"/>
+                <w:rFonts w:ascii="Calibri" w:eastAsia="Times New Roman" w:hAnsi="Calibri" w:cs="Calibri"/>
+                <w:color w:val="000000"/>
+                <w:kern w:val="0"/>
+                <w:sz w:val="22"/>
+                <w:szCs w:val="22"/>
                 <w:lang w:eastAsia="en-CA"/>
                 <w14:ligatures w14:val="none"/>
               </w:rPr>
@@ -4806,9 +4839,11 @@
             <w:proofErr w:type="spellEnd"/>
             <w:r>
               <w:rPr>
-                <w:rFonts w:eastAsia="Times New Roman" w:cs="Calibri"/>
-                <w:color w:val="000000"/>
-                <w:kern w:val="0"/>
+                <w:rFonts w:ascii="Calibri" w:eastAsia="Times New Roman" w:hAnsi="Calibri" w:cs="Calibri"/>
+                <w:color w:val="000000"/>
+                <w:kern w:val="0"/>
+                <w:sz w:val="22"/>
+                <w:szCs w:val="22"/>
                 <w:lang w:eastAsia="en-CA"/>
                 <w14:ligatures w14:val="none"/>
               </w:rPr>
@@ -4817,9 +4852,11 @@
             <w:proofErr w:type="spellStart"/>
             <w:r>
               <w:rPr>
-                <w:rFonts w:eastAsia="Times New Roman" w:cs="Calibri"/>
-                <w:color w:val="000000"/>
-                <w:kern w:val="0"/>
+                <w:rFonts w:ascii="Calibri" w:eastAsia="Times New Roman" w:hAnsi="Calibri" w:cs="Calibri"/>
+                <w:color w:val="000000"/>
+                <w:kern w:val="0"/>
+                <w:sz w:val="22"/>
+                <w:szCs w:val="22"/>
                 <w:lang w:eastAsia="en-CA"/>
                 <w14:ligatures w14:val="none"/>
               </w:rPr>
@@ -4828,9 +4865,11 @@
             <w:proofErr w:type="spellEnd"/>
             <w:r>
               <w:rPr>
-                <w:rFonts w:eastAsia="Times New Roman" w:cs="Calibri"/>
-                <w:color w:val="000000"/>
-                <w:kern w:val="0"/>
+                <w:rFonts w:ascii="Calibri" w:eastAsia="Times New Roman" w:hAnsi="Calibri" w:cs="Calibri"/>
+                <w:color w:val="000000"/>
+                <w:kern w:val="0"/>
+                <w:sz w:val="22"/>
+                <w:szCs w:val="22"/>
                 <w:lang w:eastAsia="en-CA"/>
                 <w14:ligatures w14:val="none"/>
               </w:rPr>
@@ -4845,7 +4884,7 @@
         </w:trPr>
         <w:tc>
           <w:tcPr>
-            <w:tcW w:w="1360" w:type="dxa"/>
+            <w:tcW w:w="988" w:type="dxa"/>
             <w:tcBorders>
               <w:top w:val="nil"/>
               <w:left w:val="single" w:sz="4" w:space="0" w:color="auto"/>
@@ -4860,18 +4899,22 @@
               <w:spacing w:after="0" w:line="240" w:lineRule="auto"/>
               <w:jc w:val="center"/>
               <w:rPr>
-                <w:rFonts w:eastAsia="Times New Roman" w:cs="Calibri"/>
-                <w:color w:val="000000"/>
-                <w:kern w:val="0"/>
+                <w:rFonts w:ascii="Calibri" w:eastAsia="Times New Roman" w:hAnsi="Calibri" w:cs="Calibri"/>
+                <w:color w:val="000000"/>
+                <w:kern w:val="0"/>
+                <w:sz w:val="22"/>
+                <w:szCs w:val="22"/>
                 <w:lang w:eastAsia="en-CA"/>
                 <w14:ligatures w14:val="none"/>
               </w:rPr>
             </w:pPr>
             <w:r>
               <w:rPr>
-                <w:rFonts w:eastAsia="Times New Roman" w:cs="Calibri"/>
-                <w:color w:val="000000"/>
-                <w:kern w:val="0"/>
+                <w:rFonts w:ascii="Calibri" w:eastAsia="Times New Roman" w:hAnsi="Calibri" w:cs="Calibri"/>
+                <w:color w:val="000000"/>
+                <w:kern w:val="0"/>
+                <w:sz w:val="22"/>
+                <w:szCs w:val="22"/>
                 <w:lang w:eastAsia="en-CA"/>
                 <w14:ligatures w14:val="none"/>
               </w:rPr>
@@ -4881,7 +4924,7 @@
         </w:tc>
         <w:tc>
           <w:tcPr>
-            <w:tcW w:w="3200" w:type="dxa"/>
+            <w:tcW w:w="4274" w:type="dxa"/>
             <w:tcBorders>
               <w:top w:val="nil"/>
               <w:left w:val="nil"/>
@@ -4896,18 +4939,22 @@
             <w:pPr>
               <w:spacing w:after="0" w:line="240" w:lineRule="auto"/>
               <w:rPr>
-                <w:rFonts w:eastAsia="Times New Roman" w:cs="Calibri"/>
-                <w:color w:val="000000"/>
-                <w:kern w:val="0"/>
+                <w:rFonts w:ascii="Calibri" w:eastAsia="Times New Roman" w:hAnsi="Calibri" w:cs="Calibri"/>
+                <w:color w:val="000000"/>
+                <w:kern w:val="0"/>
+                <w:sz w:val="22"/>
+                <w:szCs w:val="22"/>
                 <w:lang w:eastAsia="en-CA"/>
                 <w14:ligatures w14:val="none"/>
               </w:rPr>
             </w:pPr>
             <w:r>
               <w:rPr>
-                <w:rFonts w:eastAsia="Times New Roman" w:cs="Calibri"/>
-                <w:color w:val="000000"/>
-                <w:kern w:val="0"/>
+                <w:rFonts w:ascii="Calibri" w:eastAsia="Times New Roman" w:hAnsi="Calibri" w:cs="Calibri"/>
+                <w:color w:val="000000"/>
+                <w:kern w:val="0"/>
+                <w:sz w:val="22"/>
+                <w:szCs w:val="22"/>
                 <w:lang w:eastAsia="en-CA"/>
                 <w14:ligatures w14:val="none"/>
               </w:rPr>
@@ -4917,7 +4964,7 @@
         </w:tc>
         <w:tc>
           <w:tcPr>
-            <w:tcW w:w="5920" w:type="dxa"/>
+            <w:tcW w:w="5218" w:type="dxa"/>
             <w:tcBorders>
               <w:top w:val="nil"/>
               <w:left w:val="nil"/>
@@ -4932,18 +4979,22 @@
             <w:pPr>
               <w:spacing w:after="0" w:line="240" w:lineRule="auto"/>
               <w:rPr>
-                <w:rFonts w:eastAsia="Times New Roman" w:cs="Calibri"/>
-                <w:color w:val="000000"/>
-                <w:kern w:val="0"/>
+                <w:rFonts w:ascii="Calibri" w:eastAsia="Times New Roman" w:hAnsi="Calibri" w:cs="Calibri"/>
+                <w:color w:val="000000"/>
+                <w:kern w:val="0"/>
+                <w:sz w:val="22"/>
+                <w:szCs w:val="22"/>
                 <w:lang w:eastAsia="en-CA"/>
                 <w14:ligatures w14:val="none"/>
               </w:rPr>
             </w:pPr>
             <w:r>
               <w:rPr>
-                <w:rFonts w:eastAsia="Times New Roman" w:cs="Calibri"/>
-                <w:color w:val="000000"/>
-                <w:kern w:val="0"/>
+                <w:rFonts w:ascii="Calibri" w:eastAsia="Times New Roman" w:hAnsi="Calibri" w:cs="Calibri"/>
+                <w:color w:val="000000"/>
+                <w:kern w:val="0"/>
+                <w:sz w:val="22"/>
+                <w:szCs w:val="22"/>
                 <w:lang w:eastAsia="en-CA"/>
                 <w14:ligatures w14:val="none"/>
               </w:rPr>
@@ -4952,9 +5003,11 @@
             <w:proofErr w:type="spellStart"/>
             <w:r>
               <w:rPr>
-                <w:rFonts w:eastAsia="Times New Roman" w:cs="Calibri"/>
-                <w:color w:val="000000"/>
-                <w:kern w:val="0"/>
+                <w:rFonts w:ascii="Arial Unicode MS" w:eastAsia="Times New Roman" w:hAnsi="Arial Unicode MS" w:cs="Calibri"/>
+                <w:color w:val="000000"/>
+                <w:kern w:val="0"/>
+                <w:sz w:val="20"/>
+                <w:szCs w:val="20"/>
                 <w:lang w:eastAsia="en-CA"/>
                 <w14:ligatures w14:val="none"/>
               </w:rPr>
@@ -4963,9 +5016,11 @@
             <w:proofErr w:type="spellEnd"/>
             <w:r>
               <w:rPr>
-                <w:rFonts w:eastAsia="Times New Roman" w:cs="Calibri"/>
-                <w:color w:val="000000"/>
-                <w:kern w:val="0"/>
+                <w:rFonts w:ascii="Calibri" w:eastAsia="Times New Roman" w:hAnsi="Calibri" w:cs="Calibri"/>
+                <w:color w:val="000000"/>
+                <w:kern w:val="0"/>
+                <w:sz w:val="22"/>
+                <w:szCs w:val="22"/>
                 <w:lang w:eastAsia="en-CA"/>
                 <w14:ligatures w14:val="none"/>
               </w:rPr>
@@ -4974,9 +5029,11 @@
             <w:proofErr w:type="spellStart"/>
             <w:r>
               <w:rPr>
-                <w:rFonts w:eastAsia="Times New Roman" w:cs="Calibri"/>
-                <w:color w:val="000000"/>
-                <w:kern w:val="0"/>
+                <w:rFonts w:ascii="Calibri" w:eastAsia="Times New Roman" w:hAnsi="Calibri" w:cs="Calibri"/>
+                <w:color w:val="000000"/>
+                <w:kern w:val="0"/>
+                <w:sz w:val="22"/>
+                <w:szCs w:val="22"/>
                 <w:lang w:eastAsia="en-CA"/>
                 <w14:ligatures w14:val="none"/>
               </w:rPr>
@@ -4985,9 +5042,11 @@
             <w:proofErr w:type="spellEnd"/>
             <w:r>
               <w:rPr>
-                <w:rFonts w:eastAsia="Times New Roman" w:cs="Calibri"/>
-                <w:color w:val="000000"/>
-                <w:kern w:val="0"/>
+                <w:rFonts w:ascii="Calibri" w:eastAsia="Times New Roman" w:hAnsi="Calibri" w:cs="Calibri"/>
+                <w:color w:val="000000"/>
+                <w:kern w:val="0"/>
+                <w:sz w:val="22"/>
+                <w:szCs w:val="22"/>
                 <w:lang w:eastAsia="en-CA"/>
                 <w14:ligatures w14:val="none"/>
               </w:rPr>
@@ -5002,7 +5061,7 @@
         </w:trPr>
         <w:tc>
           <w:tcPr>
-            <w:tcW w:w="1360" w:type="dxa"/>
+            <w:tcW w:w="988" w:type="dxa"/>
             <w:vMerge w:val="restart"/>
             <w:tcBorders>
               <w:top w:val="nil"/>
@@ -5018,18 +5077,22 @@
               <w:spacing w:after="0" w:line="240" w:lineRule="auto"/>
               <w:jc w:val="center"/>
               <w:rPr>
-                <w:rFonts w:eastAsia="Times New Roman" w:cs="Calibri"/>
-                <w:color w:val="000000"/>
-                <w:kern w:val="0"/>
+                <w:rFonts w:ascii="Calibri" w:eastAsia="Times New Roman" w:hAnsi="Calibri" w:cs="Calibri"/>
+                <w:color w:val="000000"/>
+                <w:kern w:val="0"/>
+                <w:sz w:val="22"/>
+                <w:szCs w:val="22"/>
                 <w:lang w:eastAsia="en-CA"/>
                 <w14:ligatures w14:val="none"/>
               </w:rPr>
             </w:pPr>
             <w:r>
               <w:rPr>
-                <w:rFonts w:eastAsia="Times New Roman" w:cs="Calibri"/>
-                <w:color w:val="000000"/>
-                <w:kern w:val="0"/>
+                <w:rFonts w:ascii="Calibri" w:eastAsia="Times New Roman" w:hAnsi="Calibri" w:cs="Calibri"/>
+                <w:color w:val="000000"/>
+                <w:kern w:val="0"/>
+                <w:sz w:val="22"/>
+                <w:szCs w:val="22"/>
                 <w:lang w:eastAsia="en-CA"/>
                 <w14:ligatures w14:val="none"/>
               </w:rPr>
@@ -5039,7 +5102,7 @@
         </w:tc>
         <w:tc>
           <w:tcPr>
-            <w:tcW w:w="3200" w:type="dxa"/>
+            <w:tcW w:w="4274" w:type="dxa"/>
             <w:tcBorders>
               <w:top w:val="nil"/>
               <w:left w:val="nil"/>
@@ -5054,18 +5117,22 @@
             <w:pPr>
               <w:spacing w:after="0" w:line="240" w:lineRule="auto"/>
               <w:rPr>
-                <w:rFonts w:eastAsia="Times New Roman" w:cs="Calibri"/>
-                <w:color w:val="000000"/>
-                <w:kern w:val="0"/>
+                <w:rFonts w:ascii="Calibri" w:eastAsia="Times New Roman" w:hAnsi="Calibri" w:cs="Calibri"/>
+                <w:color w:val="000000"/>
+                <w:kern w:val="0"/>
+                <w:sz w:val="22"/>
+                <w:szCs w:val="22"/>
                 <w:lang w:eastAsia="en-CA"/>
                 <w14:ligatures w14:val="none"/>
               </w:rPr>
             </w:pPr>
             <w:r>
               <w:rPr>
-                <w:rFonts w:eastAsia="Times New Roman" w:cs="Calibri"/>
-                <w:color w:val="000000"/>
-                <w:kern w:val="0"/>
+                <w:rFonts w:ascii="Calibri" w:eastAsia="Times New Roman" w:hAnsi="Calibri" w:cs="Calibri"/>
+                <w:color w:val="000000"/>
+                <w:kern w:val="0"/>
+                <w:sz w:val="22"/>
+                <w:szCs w:val="22"/>
                 <w:lang w:eastAsia="en-CA"/>
                 <w14:ligatures w14:val="none"/>
               </w:rPr>
@@ -5075,7 +5142,7 @@
         </w:tc>
         <w:tc>
           <w:tcPr>
-            <w:tcW w:w="5920" w:type="dxa"/>
+            <w:tcW w:w="5218" w:type="dxa"/>
             <w:tcBorders>
               <w:top w:val="nil"/>
               <w:left w:val="nil"/>
@@ -5090,18 +5157,22 @@
             <w:pPr>
               <w:spacing w:after="0" w:line="240" w:lineRule="auto"/>
               <w:rPr>
-                <w:rFonts w:eastAsia="Times New Roman" w:cs="Calibri"/>
-                <w:color w:val="000000"/>
-                <w:kern w:val="0"/>
+                <w:rFonts w:ascii="Calibri" w:eastAsia="Times New Roman" w:hAnsi="Calibri" w:cs="Calibri"/>
+                <w:color w:val="000000"/>
+                <w:kern w:val="0"/>
+                <w:sz w:val="22"/>
+                <w:szCs w:val="22"/>
                 <w:lang w:eastAsia="en-CA"/>
                 <w14:ligatures w14:val="none"/>
               </w:rPr>
             </w:pPr>
             <w:r>
               <w:rPr>
-                <w:rFonts w:eastAsia="Times New Roman" w:cs="Calibri"/>
-                <w:color w:val="000000"/>
-                <w:kern w:val="0"/>
+                <w:rFonts w:ascii="Calibri" w:eastAsia="Times New Roman" w:hAnsi="Calibri" w:cs="Calibri"/>
+                <w:color w:val="000000"/>
+                <w:kern w:val="0"/>
+                <w:sz w:val="22"/>
+                <w:szCs w:val="22"/>
                 <w:lang w:eastAsia="en-CA"/>
                 <w14:ligatures w14:val="none"/>
               </w:rPr>
@@ -5110,9 +5181,11 @@
             <w:proofErr w:type="spellStart"/>
             <w:r>
               <w:rPr>
-                <w:rFonts w:eastAsia="Times New Roman" w:cs="Calibri"/>
-                <w:color w:val="000000"/>
-                <w:kern w:val="0"/>
+                <w:rFonts w:ascii="Calibri" w:eastAsia="Times New Roman" w:hAnsi="Calibri" w:cs="Calibri"/>
+                <w:color w:val="000000"/>
+                <w:kern w:val="0"/>
+                <w:sz w:val="22"/>
+                <w:szCs w:val="22"/>
                 <w:lang w:eastAsia="en-CA"/>
                 <w14:ligatures w14:val="none"/>
               </w:rPr>
@@ -5121,9 +5194,11 @@
             <w:proofErr w:type="spellEnd"/>
             <w:r>
               <w:rPr>
-                <w:rFonts w:eastAsia="Times New Roman" w:cs="Calibri"/>
-                <w:color w:val="000000"/>
-                <w:kern w:val="0"/>
+                <w:rFonts w:ascii="Calibri" w:eastAsia="Times New Roman" w:hAnsi="Calibri" w:cs="Calibri"/>
+                <w:color w:val="000000"/>
+                <w:kern w:val="0"/>
+                <w:sz w:val="22"/>
+                <w:szCs w:val="22"/>
                 <w:lang w:eastAsia="en-CA"/>
                 <w14:ligatures w14:val="none"/>
               </w:rPr>
@@ -5134,11 +5209,11 @@
       </w:tr>
       <w:tr>
         <w:trPr>
-          <w:trHeight w:val="900"/>
+          <w:trHeight w:val="1500"/>
         </w:trPr>
         <w:tc>
           <w:tcPr>
-            <w:tcW w:w="1360" w:type="dxa"/>
+            <w:tcW w:w="988" w:type="dxa"/>
             <w:vMerge/>
             <w:tcBorders>
               <w:top w:val="nil"/>
@@ -5153,9 +5228,11 @@
             <w:pPr>
               <w:spacing w:after="0" w:line="240" w:lineRule="auto"/>
               <w:rPr>
-                <w:rFonts w:eastAsia="Times New Roman" w:cs="Calibri"/>
-                <w:color w:val="000000"/>
-                <w:kern w:val="0"/>
+                <w:rFonts w:ascii="Calibri" w:eastAsia="Times New Roman" w:hAnsi="Calibri" w:cs="Calibri"/>
+                <w:color w:val="000000"/>
+                <w:kern w:val="0"/>
+                <w:sz w:val="22"/>
+                <w:szCs w:val="22"/>
                 <w:lang w:eastAsia="en-CA"/>
                 <w14:ligatures w14:val="none"/>
               </w:rPr>
@@ -5164,7 +5241,7 @@
         </w:tc>
         <w:tc>
           <w:tcPr>
-            <w:tcW w:w="3200" w:type="dxa"/>
+            <w:tcW w:w="4274" w:type="dxa"/>
             <w:tcBorders>
               <w:top w:val="nil"/>
               <w:left w:val="nil"/>
@@ -5179,18 +5256,22 @@
             <w:pPr>
               <w:spacing w:after="0" w:line="240" w:lineRule="auto"/>
               <w:rPr>
-                <w:rFonts w:eastAsia="Times New Roman" w:cs="Calibri"/>
-                <w:color w:val="000000"/>
-                <w:kern w:val="0"/>
+                <w:rFonts w:ascii="Calibri" w:eastAsia="Times New Roman" w:hAnsi="Calibri" w:cs="Calibri"/>
+                <w:color w:val="000000"/>
+                <w:kern w:val="0"/>
+                <w:sz w:val="22"/>
+                <w:szCs w:val="22"/>
                 <w:lang w:eastAsia="en-CA"/>
                 <w14:ligatures w14:val="none"/>
               </w:rPr>
             </w:pPr>
             <w:r>
               <w:rPr>
-                <w:rFonts w:eastAsia="Times New Roman" w:cs="Calibri"/>
-                <w:color w:val="000000"/>
-                <w:kern w:val="0"/>
+                <w:rFonts w:ascii="Calibri" w:eastAsia="Times New Roman" w:hAnsi="Calibri" w:cs="Calibri"/>
+                <w:color w:val="000000"/>
+                <w:kern w:val="0"/>
+                <w:sz w:val="22"/>
+                <w:szCs w:val="22"/>
                 <w:lang w:eastAsia="en-CA"/>
                 <w14:ligatures w14:val="none"/>
               </w:rPr>
@@ -5200,7 +5281,7 @@
         </w:tc>
         <w:tc>
           <w:tcPr>
-            <w:tcW w:w="5920" w:type="dxa"/>
+            <w:tcW w:w="5218" w:type="dxa"/>
             <w:tcBorders>
               <w:top w:val="nil"/>
               <w:left w:val="nil"/>
@@ -5215,18 +5296,22 @@
             <w:pPr>
               <w:spacing w:after="0" w:line="240" w:lineRule="auto"/>
               <w:rPr>
-                <w:rFonts w:eastAsia="Times New Roman" w:cs="Calibri"/>
-                <w:color w:val="000000"/>
-                <w:kern w:val="0"/>
+                <w:rFonts w:ascii="Calibri" w:eastAsia="Times New Roman" w:hAnsi="Calibri" w:cs="Calibri"/>
+                <w:color w:val="000000"/>
+                <w:kern w:val="0"/>
+                <w:sz w:val="22"/>
+                <w:szCs w:val="22"/>
                 <w:lang w:eastAsia="en-CA"/>
                 <w14:ligatures w14:val="none"/>
               </w:rPr>
             </w:pPr>
             <w:r>
               <w:rPr>
-                <w:rFonts w:eastAsia="Times New Roman" w:cs="Calibri"/>
-                <w:color w:val="000000"/>
-                <w:kern w:val="0"/>
+                <w:rFonts w:ascii="Calibri" w:eastAsia="Times New Roman" w:hAnsi="Calibri" w:cs="Calibri"/>
+                <w:color w:val="000000"/>
+                <w:kern w:val="0"/>
+                <w:sz w:val="22"/>
+                <w:szCs w:val="22"/>
                 <w:lang w:eastAsia="en-CA"/>
                 <w14:ligatures w14:val="none"/>
               </w:rPr>
@@ -5235,9 +5320,11 @@
             <w:proofErr w:type="spellStart"/>
             <w:r>
               <w:rPr>
-                <w:rFonts w:eastAsia="Times New Roman" w:cs="Calibri"/>
-                <w:color w:val="000000"/>
-                <w:kern w:val="0"/>
+                <w:rFonts w:ascii="Calibri" w:eastAsia="Times New Roman" w:hAnsi="Calibri" w:cs="Calibri"/>
+                <w:color w:val="000000"/>
+                <w:kern w:val="0"/>
+                <w:sz w:val="22"/>
+                <w:szCs w:val="22"/>
                 <w:lang w:eastAsia="en-CA"/>
                 <w14:ligatures w14:val="none"/>
               </w:rPr>
@@ -5246,9 +5333,11 @@
             <w:proofErr w:type="spellEnd"/>
             <w:r>
               <w:rPr>
-                <w:rFonts w:eastAsia="Times New Roman" w:cs="Calibri"/>
-                <w:color w:val="000000"/>
-                <w:kern w:val="0"/>
+                <w:rFonts w:ascii="Calibri" w:eastAsia="Times New Roman" w:hAnsi="Calibri" w:cs="Calibri"/>
+                <w:color w:val="000000"/>
+                <w:kern w:val="0"/>
+                <w:sz w:val="22"/>
+                <w:szCs w:val="22"/>
                 <w:lang w:eastAsia="en-CA"/>
                 <w14:ligatures w14:val="none"/>
               </w:rPr>
@@ -5257,9 +5346,11 @@
             <w:proofErr w:type="spellStart"/>
             <w:r>
               <w:rPr>
-                <w:rFonts w:eastAsia="Times New Roman" w:cs="Calibri"/>
-                <w:color w:val="000000"/>
-                <w:kern w:val="0"/>
+                <w:rFonts w:ascii="Calibri" w:eastAsia="Times New Roman" w:hAnsi="Calibri" w:cs="Calibri"/>
+                <w:color w:val="000000"/>
+                <w:kern w:val="0"/>
+                <w:sz w:val="22"/>
+                <w:szCs w:val="22"/>
                 <w:lang w:eastAsia="en-CA"/>
                 <w14:ligatures w14:val="none"/>
               </w:rPr>
@@ -5268,9 +5359,11 @@
             <w:proofErr w:type="spellEnd"/>
             <w:r>
               <w:rPr>
-                <w:rFonts w:eastAsia="Times New Roman" w:cs="Calibri"/>
-                <w:color w:val="000000"/>
-                <w:kern w:val="0"/>
+                <w:rFonts w:ascii="Calibri" w:eastAsia="Times New Roman" w:hAnsi="Calibri" w:cs="Calibri"/>
+                <w:color w:val="000000"/>
+                <w:kern w:val="0"/>
+                <w:sz w:val="22"/>
+                <w:szCs w:val="22"/>
                 <w:lang w:eastAsia="en-CA"/>
                 <w14:ligatures w14:val="none"/>
               </w:rPr>
@@ -5285,7 +5378,7 @@
         </w:trPr>
         <w:tc>
           <w:tcPr>
-            <w:tcW w:w="1360" w:type="dxa"/>
+            <w:tcW w:w="988" w:type="dxa"/>
             <w:vMerge w:val="restart"/>
             <w:tcBorders>
               <w:top w:val="nil"/>
@@ -5301,28 +5394,33 @@
               <w:spacing w:after="0" w:line="240" w:lineRule="auto"/>
               <w:jc w:val="center"/>
               <w:rPr>
-                <w:rFonts w:eastAsia="Times New Roman" w:cs="Calibri"/>
-                <w:color w:val="000000"/>
-                <w:kern w:val="0"/>
+                <w:rFonts w:ascii="Calibri" w:eastAsia="Times New Roman" w:hAnsi="Calibri" w:cs="Calibri"/>
+                <w:color w:val="000000"/>
+                <w:kern w:val="0"/>
+                <w:sz w:val="22"/>
+                <w:szCs w:val="22"/>
                 <w:lang w:eastAsia="en-CA"/>
                 <w14:ligatures w14:val="none"/>
               </w:rPr>
             </w:pPr>
             <w:r>
               <w:rPr>
-                <w:rFonts w:eastAsia="Times New Roman" w:cs="Calibri"/>
-                <w:color w:val="000000"/>
-                <w:kern w:val="0"/>
-                <w:lang w:eastAsia="en-CA"/>
-                <w14:ligatures w14:val="none"/>
-              </w:rPr>
+                <w:rFonts w:ascii="Calibri" w:eastAsia="Times New Roman" w:hAnsi="Calibri" w:cs="Calibri"/>
+                <w:color w:val="000000"/>
+                <w:kern w:val="0"/>
+                <w:sz w:val="22"/>
+                <w:szCs w:val="22"/>
+                <w:lang w:eastAsia="en-CA"/>
+                <w14:ligatures w14:val="none"/>
+              </w:rPr>
+              <w:lastRenderedPageBreak/>
               <w:t>16-Mar</w:t>
             </w:r>
           </w:p>
         </w:tc>
         <w:tc>
           <w:tcPr>
-            <w:tcW w:w="3200" w:type="dxa"/>
+            <w:tcW w:w="4274" w:type="dxa"/>
             <w:tcBorders>
               <w:top w:val="nil"/>
               <w:left w:val="nil"/>
@@ -5337,18 +5435,22 @@
             <w:pPr>
               <w:spacing w:after="0" w:line="240" w:lineRule="auto"/>
               <w:rPr>
-                <w:rFonts w:eastAsia="Times New Roman" w:cs="Calibri"/>
-                <w:color w:val="000000"/>
-                <w:kern w:val="0"/>
+                <w:rFonts w:ascii="Calibri" w:eastAsia="Times New Roman" w:hAnsi="Calibri" w:cs="Calibri"/>
+                <w:color w:val="000000"/>
+                <w:kern w:val="0"/>
+                <w:sz w:val="22"/>
+                <w:szCs w:val="22"/>
                 <w:lang w:eastAsia="en-CA"/>
                 <w14:ligatures w14:val="none"/>
               </w:rPr>
             </w:pPr>
             <w:r>
               <w:rPr>
-                <w:rFonts w:eastAsia="Times New Roman" w:cs="Calibri"/>
-                <w:color w:val="000000"/>
-                <w:kern w:val="0"/>
+                <w:rFonts w:ascii="Calibri" w:eastAsia="Times New Roman" w:hAnsi="Calibri" w:cs="Calibri"/>
+                <w:color w:val="000000"/>
+                <w:kern w:val="0"/>
+                <w:sz w:val="22"/>
+                <w:szCs w:val="22"/>
                 <w:lang w:eastAsia="en-CA"/>
                 <w14:ligatures w14:val="none"/>
               </w:rPr>
@@ -5358,7 +5460,7 @@
         </w:tc>
         <w:tc>
           <w:tcPr>
-            <w:tcW w:w="5920" w:type="dxa"/>
+            <w:tcW w:w="5218" w:type="dxa"/>
             <w:tcBorders>
               <w:top w:val="nil"/>
               <w:left w:val="nil"/>
@@ -5373,18 +5475,22 @@
             <w:pPr>
               <w:spacing w:after="0" w:line="240" w:lineRule="auto"/>
               <w:rPr>
-                <w:rFonts w:eastAsia="Times New Roman" w:cs="Calibri"/>
-                <w:color w:val="000000"/>
-                <w:kern w:val="0"/>
+                <w:rFonts w:ascii="Calibri" w:eastAsia="Times New Roman" w:hAnsi="Calibri" w:cs="Calibri"/>
+                <w:color w:val="000000"/>
+                <w:kern w:val="0"/>
+                <w:sz w:val="22"/>
+                <w:szCs w:val="22"/>
                 <w:lang w:eastAsia="en-CA"/>
                 <w14:ligatures w14:val="none"/>
               </w:rPr>
             </w:pPr>
             <w:r>
               <w:rPr>
-                <w:rFonts w:eastAsia="Times New Roman" w:cs="Calibri"/>
-                <w:color w:val="000000"/>
-                <w:kern w:val="0"/>
+                <w:rFonts w:ascii="Calibri" w:eastAsia="Times New Roman" w:hAnsi="Calibri" w:cs="Calibri"/>
+                <w:color w:val="000000"/>
+                <w:kern w:val="0"/>
+                <w:sz w:val="22"/>
+                <w:szCs w:val="22"/>
                 <w:lang w:eastAsia="en-CA"/>
                 <w14:ligatures w14:val="none"/>
               </w:rPr>
@@ -5393,9 +5499,11 @@
             <w:proofErr w:type="spellStart"/>
             <w:r>
               <w:rPr>
-                <w:rFonts w:eastAsia="Times New Roman" w:cs="Calibri"/>
-                <w:color w:val="000000"/>
-                <w:kern w:val="0"/>
+                <w:rFonts w:ascii="Calibri" w:eastAsia="Times New Roman" w:hAnsi="Calibri" w:cs="Calibri"/>
+                <w:color w:val="000000"/>
+                <w:kern w:val="0"/>
+                <w:sz w:val="22"/>
+                <w:szCs w:val="22"/>
                 <w:lang w:eastAsia="en-CA"/>
                 <w14:ligatures w14:val="none"/>
               </w:rPr>
@@ -5404,9 +5512,11 @@
             <w:proofErr w:type="spellEnd"/>
             <w:r>
               <w:rPr>
-                <w:rFonts w:eastAsia="Times New Roman" w:cs="Calibri"/>
-                <w:color w:val="000000"/>
-                <w:kern w:val="0"/>
+                <w:rFonts w:ascii="Calibri" w:eastAsia="Times New Roman" w:hAnsi="Calibri" w:cs="Calibri"/>
+                <w:color w:val="000000"/>
+                <w:kern w:val="0"/>
+                <w:sz w:val="22"/>
+                <w:szCs w:val="22"/>
                 <w:lang w:eastAsia="en-CA"/>
                 <w14:ligatures w14:val="none"/>
               </w:rPr>
@@ -5417,11 +5527,11 @@
       </w:tr>
       <w:tr>
         <w:trPr>
-          <w:trHeight w:val="1800"/>
+          <w:trHeight w:val="2400"/>
         </w:trPr>
         <w:tc>
           <w:tcPr>
-            <w:tcW w:w="1360" w:type="dxa"/>
+            <w:tcW w:w="988" w:type="dxa"/>
             <w:vMerge/>
             <w:tcBorders>
               <w:top w:val="nil"/>
@@ -5436,9 +5546,11 @@
             <w:pPr>
               <w:spacing w:after="0" w:line="240" w:lineRule="auto"/>
               <w:rPr>
-                <w:rFonts w:eastAsia="Times New Roman" w:cs="Calibri"/>
-                <w:color w:val="000000"/>
-                <w:kern w:val="0"/>
+                <w:rFonts w:ascii="Calibri" w:eastAsia="Times New Roman" w:hAnsi="Calibri" w:cs="Calibri"/>
+                <w:color w:val="000000"/>
+                <w:kern w:val="0"/>
+                <w:sz w:val="22"/>
+                <w:szCs w:val="22"/>
                 <w:lang w:eastAsia="en-CA"/>
                 <w14:ligatures w14:val="none"/>
               </w:rPr>
@@ -5447,7 +5559,7 @@
         </w:tc>
         <w:tc>
           <w:tcPr>
-            <w:tcW w:w="3200" w:type="dxa"/>
+            <w:tcW w:w="4274" w:type="dxa"/>
             <w:tcBorders>
               <w:top w:val="nil"/>
               <w:left w:val="nil"/>
@@ -5462,18 +5574,22 @@
             <w:pPr>
               <w:spacing w:after="0" w:line="240" w:lineRule="auto"/>
               <w:rPr>
-                <w:rFonts w:eastAsia="Times New Roman" w:cs="Calibri"/>
-                <w:color w:val="000000"/>
-                <w:kern w:val="0"/>
+                <w:rFonts w:ascii="Calibri" w:eastAsia="Times New Roman" w:hAnsi="Calibri" w:cs="Calibri"/>
+                <w:color w:val="000000"/>
+                <w:kern w:val="0"/>
+                <w:sz w:val="22"/>
+                <w:szCs w:val="22"/>
                 <w:lang w:eastAsia="en-CA"/>
                 <w14:ligatures w14:val="none"/>
               </w:rPr>
             </w:pPr>
             <w:r>
               <w:rPr>
-                <w:rFonts w:eastAsia="Times New Roman" w:cs="Calibri"/>
-                <w:color w:val="000000"/>
-                <w:kern w:val="0"/>
+                <w:rFonts w:ascii="Calibri" w:eastAsia="Times New Roman" w:hAnsi="Calibri" w:cs="Calibri"/>
+                <w:color w:val="000000"/>
+                <w:kern w:val="0"/>
+                <w:sz w:val="22"/>
+                <w:szCs w:val="22"/>
                 <w:lang w:eastAsia="en-CA"/>
                 <w14:ligatures w14:val="none"/>
               </w:rPr>
@@ -5483,7 +5599,7 @@
         </w:tc>
         <w:tc>
           <w:tcPr>
-            <w:tcW w:w="5920" w:type="dxa"/>
+            <w:tcW w:w="5218" w:type="dxa"/>
             <w:tcBorders>
               <w:top w:val="nil"/>
               <w:left w:val="nil"/>
@@ -5498,18 +5614,22 @@
             <w:pPr>
               <w:spacing w:after="0" w:line="240" w:lineRule="auto"/>
               <w:rPr>
-                <w:rFonts w:eastAsia="Times New Roman" w:cs="Calibri"/>
-                <w:color w:val="000000"/>
-                <w:kern w:val="0"/>
+                <w:rFonts w:ascii="Calibri" w:eastAsia="Times New Roman" w:hAnsi="Calibri" w:cs="Calibri"/>
+                <w:color w:val="000000"/>
+                <w:kern w:val="0"/>
+                <w:sz w:val="22"/>
+                <w:szCs w:val="22"/>
                 <w:lang w:eastAsia="en-CA"/>
                 <w14:ligatures w14:val="none"/>
               </w:rPr>
             </w:pPr>
             <w:r>
               <w:rPr>
-                <w:rFonts w:eastAsia="Times New Roman" w:cs="Calibri"/>
-                <w:color w:val="000000"/>
-                <w:kern w:val="0"/>
+                <w:rFonts w:ascii="Calibri" w:eastAsia="Times New Roman" w:hAnsi="Calibri" w:cs="Calibri"/>
+                <w:color w:val="000000"/>
+                <w:kern w:val="0"/>
+                <w:sz w:val="22"/>
+                <w:szCs w:val="22"/>
                 <w:lang w:eastAsia="en-CA"/>
                 <w14:ligatures w14:val="none"/>
               </w:rPr>
@@ -5518,9 +5638,11 @@
             <w:proofErr w:type="spellStart"/>
             <w:r>
               <w:rPr>
-                <w:rFonts w:eastAsia="Times New Roman" w:cs="Calibri"/>
-                <w:color w:val="000000"/>
-                <w:kern w:val="0"/>
+                <w:rFonts w:ascii="Calibri" w:eastAsia="Times New Roman" w:hAnsi="Calibri" w:cs="Calibri"/>
+                <w:color w:val="000000"/>
+                <w:kern w:val="0"/>
+                <w:sz w:val="22"/>
+                <w:szCs w:val="22"/>
                 <w:lang w:eastAsia="en-CA"/>
                 <w14:ligatures w14:val="none"/>
               </w:rPr>
@@ -5529,9 +5651,11 @@
             <w:proofErr w:type="spellEnd"/>
             <w:r>
               <w:rPr>
-                <w:rFonts w:eastAsia="Times New Roman" w:cs="Calibri"/>
-                <w:color w:val="000000"/>
-                <w:kern w:val="0"/>
+                <w:rFonts w:ascii="Calibri" w:eastAsia="Times New Roman" w:hAnsi="Calibri" w:cs="Calibri"/>
+                <w:color w:val="000000"/>
+                <w:kern w:val="0"/>
+                <w:sz w:val="22"/>
+                <w:szCs w:val="22"/>
                 <w:lang w:eastAsia="en-CA"/>
                 <w14:ligatures w14:val="none"/>
               </w:rPr>
@@ -5540,9 +5664,11 @@
             <w:proofErr w:type="spellStart"/>
             <w:r>
               <w:rPr>
-                <w:rFonts w:eastAsia="Times New Roman" w:cs="Calibri"/>
-                <w:color w:val="000000"/>
-                <w:kern w:val="0"/>
+                <w:rFonts w:ascii="Calibri" w:eastAsia="Times New Roman" w:hAnsi="Calibri" w:cs="Calibri"/>
+                <w:color w:val="000000"/>
+                <w:kern w:val="0"/>
+                <w:sz w:val="22"/>
+                <w:szCs w:val="22"/>
                 <w:lang w:eastAsia="en-CA"/>
                 <w14:ligatures w14:val="none"/>
               </w:rPr>
@@ -5551,9 +5677,11 @@
             <w:proofErr w:type="spellEnd"/>
             <w:r>
               <w:rPr>
-                <w:rFonts w:eastAsia="Times New Roman" w:cs="Calibri"/>
-                <w:color w:val="000000"/>
-                <w:kern w:val="0"/>
+                <w:rFonts w:ascii="Calibri" w:eastAsia="Times New Roman" w:hAnsi="Calibri" w:cs="Calibri"/>
+                <w:color w:val="000000"/>
+                <w:kern w:val="0"/>
+                <w:sz w:val="22"/>
+                <w:szCs w:val="22"/>
                 <w:lang w:eastAsia="en-CA"/>
                 <w14:ligatures w14:val="none"/>
               </w:rPr>
@@ -5562,9 +5690,11 @@
             <w:proofErr w:type="spellStart"/>
             <w:r>
               <w:rPr>
-                <w:rFonts w:eastAsia="Times New Roman" w:cs="Calibri"/>
-                <w:color w:val="000000"/>
-                <w:kern w:val="0"/>
+                <w:rFonts w:ascii="Calibri" w:eastAsia="Times New Roman" w:hAnsi="Calibri" w:cs="Calibri"/>
+                <w:color w:val="000000"/>
+                <w:kern w:val="0"/>
+                <w:sz w:val="22"/>
+                <w:szCs w:val="22"/>
                 <w:lang w:eastAsia="en-CA"/>
                 <w14:ligatures w14:val="none"/>
               </w:rPr>
@@ -5573,9 +5703,11 @@
             <w:proofErr w:type="spellEnd"/>
             <w:r>
               <w:rPr>
-                <w:rFonts w:eastAsia="Times New Roman" w:cs="Calibri"/>
-                <w:color w:val="000000"/>
-                <w:kern w:val="0"/>
+                <w:rFonts w:ascii="Calibri" w:eastAsia="Times New Roman" w:hAnsi="Calibri" w:cs="Calibri"/>
+                <w:color w:val="000000"/>
+                <w:kern w:val="0"/>
+                <w:sz w:val="22"/>
+                <w:szCs w:val="22"/>
                 <w:lang w:eastAsia="en-CA"/>
                 <w14:ligatures w14:val="none"/>
               </w:rPr>
@@ -5584,9 +5716,11 @@
             <w:proofErr w:type="spellStart"/>
             <w:r>
               <w:rPr>
-                <w:rFonts w:eastAsia="Times New Roman" w:cs="Calibri"/>
-                <w:color w:val="000000"/>
-                <w:kern w:val="0"/>
+                <w:rFonts w:ascii="Calibri" w:eastAsia="Times New Roman" w:hAnsi="Calibri" w:cs="Calibri"/>
+                <w:color w:val="000000"/>
+                <w:kern w:val="0"/>
+                <w:sz w:val="22"/>
+                <w:szCs w:val="22"/>
                 <w:lang w:eastAsia="en-CA"/>
                 <w14:ligatures w14:val="none"/>
               </w:rPr>
@@ -5595,9 +5729,11 @@
             <w:proofErr w:type="spellEnd"/>
             <w:r>
               <w:rPr>
-                <w:rFonts w:eastAsia="Times New Roman" w:cs="Calibri"/>
-                <w:color w:val="000000"/>
-                <w:kern w:val="0"/>
+                <w:rFonts w:ascii="Calibri" w:eastAsia="Times New Roman" w:hAnsi="Calibri" w:cs="Calibri"/>
+                <w:color w:val="000000"/>
+                <w:kern w:val="0"/>
+                <w:sz w:val="22"/>
+                <w:szCs w:val="22"/>
                 <w:lang w:eastAsia="en-CA"/>
                 <w14:ligatures w14:val="none"/>
               </w:rPr>
@@ -5606,9 +5742,11 @@
             <w:proofErr w:type="spellStart"/>
             <w:r>
               <w:rPr>
-                <w:rFonts w:eastAsia="Times New Roman" w:cs="Calibri"/>
-                <w:color w:val="000000"/>
-                <w:kern w:val="0"/>
+                <w:rFonts w:ascii="Calibri" w:eastAsia="Times New Roman" w:hAnsi="Calibri" w:cs="Calibri"/>
+                <w:color w:val="000000"/>
+                <w:kern w:val="0"/>
+                <w:sz w:val="22"/>
+                <w:szCs w:val="22"/>
                 <w:lang w:eastAsia="en-CA"/>
                 <w14:ligatures w14:val="none"/>
               </w:rPr>
@@ -5617,9 +5755,11 @@
             <w:proofErr w:type="spellEnd"/>
             <w:r>
               <w:rPr>
-                <w:rFonts w:eastAsia="Times New Roman" w:cs="Calibri"/>
-                <w:color w:val="000000"/>
-                <w:kern w:val="0"/>
+                <w:rFonts w:ascii="Calibri" w:eastAsia="Times New Roman" w:hAnsi="Calibri" w:cs="Calibri"/>
+                <w:color w:val="000000"/>
+                <w:kern w:val="0"/>
+                <w:sz w:val="22"/>
+                <w:szCs w:val="22"/>
                 <w:lang w:eastAsia="en-CA"/>
                 <w14:ligatures w14:val="none"/>
               </w:rPr>
@@ -5628,9 +5768,11 @@
             <w:proofErr w:type="spellStart"/>
             <w:r>
               <w:rPr>
-                <w:rFonts w:eastAsia="Times New Roman" w:cs="Calibri"/>
-                <w:color w:val="000000"/>
-                <w:kern w:val="0"/>
+                <w:rFonts w:ascii="Calibri" w:eastAsia="Times New Roman" w:hAnsi="Calibri" w:cs="Calibri"/>
+                <w:color w:val="000000"/>
+                <w:kern w:val="0"/>
+                <w:sz w:val="22"/>
+                <w:szCs w:val="22"/>
                 <w:lang w:eastAsia="en-CA"/>
                 <w14:ligatures w14:val="none"/>
               </w:rPr>
@@ -5639,9 +5781,11 @@
             <w:proofErr w:type="spellEnd"/>
             <w:r>
               <w:rPr>
-                <w:rFonts w:eastAsia="Times New Roman" w:cs="Calibri"/>
-                <w:color w:val="000000"/>
-                <w:kern w:val="0"/>
+                <w:rFonts w:ascii="Calibri" w:eastAsia="Times New Roman" w:hAnsi="Calibri" w:cs="Calibri"/>
+                <w:color w:val="000000"/>
+                <w:kern w:val="0"/>
+                <w:sz w:val="22"/>
+                <w:szCs w:val="22"/>
                 <w:lang w:eastAsia="en-CA"/>
                 <w14:ligatures w14:val="none"/>
               </w:rPr>
@@ -5650,9 +5794,11 @@
             <w:proofErr w:type="spellStart"/>
             <w:r>
               <w:rPr>
-                <w:rFonts w:eastAsia="Times New Roman" w:cs="Calibri"/>
-                <w:color w:val="000000"/>
-                <w:kern w:val="0"/>
+                <w:rFonts w:ascii="Calibri" w:eastAsia="Times New Roman" w:hAnsi="Calibri" w:cs="Calibri"/>
+                <w:color w:val="000000"/>
+                <w:kern w:val="0"/>
+                <w:sz w:val="22"/>
+                <w:szCs w:val="22"/>
                 <w:lang w:eastAsia="en-CA"/>
                 <w14:ligatures w14:val="none"/>
               </w:rPr>
@@ -5661,9 +5807,11 @@
             <w:proofErr w:type="spellEnd"/>
             <w:r>
               <w:rPr>
-                <w:rFonts w:eastAsia="Times New Roman" w:cs="Calibri"/>
-                <w:color w:val="000000"/>
-                <w:kern w:val="0"/>
+                <w:rFonts w:ascii="Calibri" w:eastAsia="Times New Roman" w:hAnsi="Calibri" w:cs="Calibri"/>
+                <w:color w:val="000000"/>
+                <w:kern w:val="0"/>
+                <w:sz w:val="22"/>
+                <w:szCs w:val="22"/>
                 <w:lang w:eastAsia="en-CA"/>
                 <w14:ligatures w14:val="none"/>
               </w:rPr>
@@ -5672,9 +5820,11 @@
             <w:proofErr w:type="spellStart"/>
             <w:r>
               <w:rPr>
-                <w:rFonts w:eastAsia="Times New Roman" w:cs="Calibri"/>
-                <w:color w:val="000000"/>
-                <w:kern w:val="0"/>
+                <w:rFonts w:ascii="Calibri" w:eastAsia="Times New Roman" w:hAnsi="Calibri" w:cs="Calibri"/>
+                <w:color w:val="000000"/>
+                <w:kern w:val="0"/>
+                <w:sz w:val="22"/>
+                <w:szCs w:val="22"/>
                 <w:lang w:eastAsia="en-CA"/>
                 <w14:ligatures w14:val="none"/>
               </w:rPr>
@@ -5683,9 +5833,11 @@
             <w:proofErr w:type="spellEnd"/>
             <w:r>
               <w:rPr>
-                <w:rFonts w:eastAsia="Times New Roman" w:cs="Calibri"/>
-                <w:color w:val="000000"/>
-                <w:kern w:val="0"/>
+                <w:rFonts w:ascii="Calibri" w:eastAsia="Times New Roman" w:hAnsi="Calibri" w:cs="Calibri"/>
+                <w:color w:val="000000"/>
+                <w:kern w:val="0"/>
+                <w:sz w:val="22"/>
+                <w:szCs w:val="22"/>
                 <w:lang w:eastAsia="en-CA"/>
                 <w14:ligatures w14:val="none"/>
               </w:rPr>
@@ -5694,9 +5846,11 @@
             <w:proofErr w:type="spellStart"/>
             <w:r>
               <w:rPr>
-                <w:rFonts w:eastAsia="Times New Roman" w:cs="Calibri"/>
-                <w:color w:val="000000"/>
-                <w:kern w:val="0"/>
+                <w:rFonts w:ascii="Calibri" w:eastAsia="Times New Roman" w:hAnsi="Calibri" w:cs="Calibri"/>
+                <w:color w:val="000000"/>
+                <w:kern w:val="0"/>
+                <w:sz w:val="22"/>
+                <w:szCs w:val="22"/>
                 <w:lang w:eastAsia="en-CA"/>
                 <w14:ligatures w14:val="none"/>
               </w:rPr>
@@ -5705,18 +5859,136 @@
             <w:proofErr w:type="spellEnd"/>
             <w:r>
               <w:rPr>
-                <w:rFonts w:eastAsia="Times New Roman" w:cs="Calibri"/>
-                <w:color w:val="000000"/>
-                <w:kern w:val="0"/>
+                <w:rFonts w:ascii="Calibri" w:eastAsia="Times New Roman" w:hAnsi="Calibri" w:cs="Calibri"/>
+                <w:color w:val="000000"/>
+                <w:kern w:val="0"/>
+                <w:sz w:val="22"/>
+                <w:szCs w:val="22"/>
                 <w:lang w:eastAsia="en-CA"/>
                 <w14:ligatures w14:val="none"/>
               </w:rPr>
               <w:t xml:space="preserve"> platform.</w:t>
+            </w:r>
+          </w:p>
+        </w:tc>
+      </w:tr>
+      <w:tr>
+        <w:trPr>
+          <w:trHeight w:val="300"/>
+        </w:trPr>
+        <w:tc>
+          <w:tcPr>
+            <w:tcW w:w="988" w:type="dxa"/>
+            <w:vMerge/>
+            <w:tcBorders>
+              <w:top w:val="nil"/>
+              <w:left w:val="single" w:sz="4" w:space="0" w:color="auto"/>
+              <w:bottom w:val="single" w:sz="4" w:space="0" w:color="auto"/>
+              <w:right w:val="single" w:sz="4" w:space="0" w:color="auto"/>
+            </w:tcBorders>
+            <w:vAlign w:val="center"/>
+            <w:hideMark/>
+          </w:tcPr>
+          <w:p>
+            <w:pPr>
+              <w:spacing w:after="0" w:line="240" w:lineRule="auto"/>
+              <w:rPr>
+                <w:rFonts w:ascii="Calibri" w:eastAsia="Times New Roman" w:hAnsi="Calibri" w:cs="Calibri"/>
+                <w:color w:val="000000"/>
+                <w:kern w:val="0"/>
+                <w:sz w:val="22"/>
+                <w:szCs w:val="22"/>
+                <w:lang w:eastAsia="en-CA"/>
+                <w14:ligatures w14:val="none"/>
+              </w:rPr>
+            </w:pPr>
+          </w:p>
+        </w:tc>
+        <w:tc>
+          <w:tcPr>
+            <w:tcW w:w="4274" w:type="dxa"/>
+            <w:tcBorders>
+              <w:top w:val="nil"/>
+              <w:left w:val="nil"/>
+              <w:bottom w:val="single" w:sz="4" w:space="0" w:color="auto"/>
+              <w:right w:val="single" w:sz="4" w:space="0" w:color="auto"/>
+            </w:tcBorders>
+            <w:shd w:val="clear" w:color="auto" w:fill="auto"/>
+            <w:noWrap/>
+            <w:vAlign w:val="bottom"/>
+            <w:hideMark/>
+          </w:tcPr>
+          <w:p>
+            <w:pPr>
+              <w:spacing w:after="0" w:line="240" w:lineRule="auto"/>
+              <w:rPr>
+                <w:rFonts w:ascii="Calibri" w:eastAsia="Times New Roman" w:hAnsi="Calibri" w:cs="Calibri"/>
+                <w:color w:val="000000"/>
+                <w:kern w:val="0"/>
+                <w:sz w:val="22"/>
+                <w:szCs w:val="22"/>
+                <w:lang w:eastAsia="en-CA"/>
+                <w14:ligatures w14:val="none"/>
+              </w:rPr>
+            </w:pPr>
+            <w:r>
+              <w:rPr>
+                <w:rFonts w:ascii="Calibri" w:eastAsia="Times New Roman" w:hAnsi="Calibri" w:cs="Calibri"/>
+                <w:color w:val="000000"/>
+                <w:kern w:val="0"/>
+                <w:sz w:val="22"/>
+                <w:szCs w:val="22"/>
+                <w:lang w:eastAsia="en-CA"/>
+                <w14:ligatures w14:val="none"/>
+              </w:rPr>
+              <w:t>Developed worklog document in professional way</w:t>
+            </w:r>
+          </w:p>
+        </w:tc>
+        <w:tc>
+          <w:tcPr>
+            <w:tcW w:w="5218" w:type="dxa"/>
+            <w:tcBorders>
+              <w:top w:val="nil"/>
+              <w:left w:val="nil"/>
+              <w:bottom w:val="single" w:sz="4" w:space="0" w:color="auto"/>
+              <w:right w:val="single" w:sz="4" w:space="0" w:color="auto"/>
+            </w:tcBorders>
+            <w:shd w:val="clear" w:color="auto" w:fill="auto"/>
+            <w:noWrap/>
+            <w:vAlign w:val="bottom"/>
+            <w:hideMark/>
+          </w:tcPr>
+          <w:p>
+            <w:pPr>
+              <w:spacing w:after="0" w:line="240" w:lineRule="auto"/>
+              <w:rPr>
+                <w:rFonts w:ascii="Calibri" w:eastAsia="Times New Roman" w:hAnsi="Calibri" w:cs="Calibri"/>
+                <w:color w:val="000000"/>
+                <w:kern w:val="0"/>
+                <w:sz w:val="22"/>
+                <w:szCs w:val="22"/>
+                <w:lang w:eastAsia="en-CA"/>
+                <w14:ligatures w14:val="none"/>
+              </w:rPr>
+            </w:pPr>
+            <w:r>
+              <w:rPr>
+                <w:rFonts w:ascii="Calibri" w:eastAsia="Times New Roman" w:hAnsi="Calibri" w:cs="Calibri"/>
+                <w:color w:val="000000"/>
+                <w:kern w:val="0"/>
+                <w:sz w:val="22"/>
+                <w:szCs w:val="22"/>
+                <w:lang w:eastAsia="en-CA"/>
+                <w14:ligatures w14:val="none"/>
+              </w:rPr>
+              <w:t>Added required file names accordingly with work done</w:t>
             </w:r>
           </w:p>
         </w:tc>
       </w:tr>
     </w:tbl>
+    <w:p/>
     <w:p>
       <w:pPr>
         <w:rPr>
@@ -5809,7 +6081,6 @@
         </w:numPr>
       </w:pPr>
       <w:r>
-        <w:lastRenderedPageBreak/>
         <w:t xml:space="preserve">Implemented chart-based visualization using </w:t>
       </w:r>
       <w:proofErr w:type="spellStart"/>
@@ -5842,6 +6113,7 @@
         </w:numPr>
       </w:pPr>
       <w:r>
+        <w:lastRenderedPageBreak/>
         <w:t xml:space="preserve">Extended the </w:t>
       </w:r>
       <w:proofErr w:type="spellStart"/>
@@ -6028,7 +6300,6 @@
     </w:p>
     <w:p>
       <w:r>
-        <w:lastRenderedPageBreak/>
         <w:t>All prompts were used for debugging assistance and architecture clarification only. Final implementation logic was customized and tested independently.</w:t>
       </w:r>
     </w:p>
